--- a/eda_teaching_pack/publish/docx/02_example_and_rubric_draft.docx
+++ b/eda_teaching_pack/publish/docx/02_example_and_rubric_draft.docx
@@ -306,10 +306,337 @@
     <w:p/>
     <w:p>
       <w:pPr>
+        <w:pStyle w:val="Heading3"/>
+      </w:pPr>
+      <w:r>
+        <w:t>1-b. 분포 진단 표 (필수)</w:t>
+      </w:r>
+    </w:p>
+    <w:p/>
+    <w:tbl>
+      <w:tblPr>
+        <w:tblStyle w:val="TableGrid"/>
+        <w:tblW w:type="auto" w:w="0"/>
+        <w:tblLook w:firstColumn="1" w:firstRow="1" w:lastColumn="0" w:lastRow="0" w:noHBand="0" w:noVBand="1" w:val="04A0"/>
+      </w:tblPr>
+      <w:tblGrid>
+        <w:gridCol w:w="4320"/>
+        <w:gridCol w:w="4320"/>
+      </w:tblGrid>
+      <w:tr>
+        <w:tc>
+          <w:tcPr>
+            <w:tcW w:type="dxa" w:w="4320"/>
+          </w:tcPr>
+          <w:p>
+            <w:r>
+              <w:t>지표</w:t>
+            </w:r>
+          </w:p>
+        </w:tc>
+        <w:tc>
+          <w:tcPr>
+            <w:tcW w:type="dxa" w:w="4320"/>
+          </w:tcPr>
+          <w:p>
+            <w:r>
+              <w:t>값</w:t>
+            </w:r>
+          </w:p>
+        </w:tc>
+      </w:tr>
+      <w:tr>
+        <w:tc>
+          <w:tcPr>
+            <w:tcW w:type="dxa" w:w="4320"/>
+          </w:tcPr>
+          <w:p>
+            <w:r>
+              <w:t>Skewness</w:t>
+            </w:r>
+          </w:p>
+        </w:tc>
+        <w:tc>
+          <w:tcPr>
+            <w:tcW w:type="dxa" w:w="4320"/>
+          </w:tcPr>
+          <w:p>
+            <w:r>
+              <w:t>?</w:t>
+            </w:r>
+          </w:p>
+        </w:tc>
+      </w:tr>
+      <w:tr>
+        <w:tc>
+          <w:tcPr>
+            <w:tcW w:type="dxa" w:w="4320"/>
+          </w:tcPr>
+          <w:p>
+            <w:r>
+              <w:t>Kurtosis</w:t>
+            </w:r>
+          </w:p>
+        </w:tc>
+        <w:tc>
+          <w:tcPr>
+            <w:tcW w:type="dxa" w:w="4320"/>
+          </w:tcPr>
+          <w:p>
+            <w:r>
+              <w:t>?</w:t>
+            </w:r>
+          </w:p>
+        </w:tc>
+      </w:tr>
+      <w:tr>
+        <w:tc>
+          <w:tcPr>
+            <w:tcW w:type="dxa" w:w="4320"/>
+          </w:tcPr>
+          <w:p>
+            <w:r>
+              <w:t>Shapiro-Wilk p</w:t>
+            </w:r>
+          </w:p>
+        </w:tc>
+        <w:tc>
+          <w:tcPr>
+            <w:tcW w:type="dxa" w:w="4320"/>
+          </w:tcPr>
+          <w:p>
+            <w:r>
+              <w:t>?</w:t>
+            </w:r>
+          </w:p>
+        </w:tc>
+      </w:tr>
+      <w:tr>
+        <w:tc>
+          <w:tcPr>
+            <w:tcW w:type="dxa" w:w="4320"/>
+          </w:tcPr>
+          <w:p>
+            <w:r>
+              <w:t>판정</w:t>
+            </w:r>
+          </w:p>
+        </w:tc>
+        <w:tc>
+          <w:tcPr>
+            <w:tcW w:type="dxa" w:w="4320"/>
+          </w:tcPr>
+          <w:p>
+            <w:r>
+              <w:t>정규 / 비정규</w:t>
+            </w:r>
+          </w:p>
+        </w:tc>
+      </w:tr>
+    </w:tbl>
+    <w:p/>
+    <w:p/>
+    <w:p>
+      <w:pPr>
+        <w:pStyle w:val="Heading3"/>
+      </w:pPr>
+      <w:r>
+        <w:t>1-c. 가설 검정 결과 표 (필수 — Q4, Q6)</w:t>
+      </w:r>
+    </w:p>
+    <w:p/>
+    <w:tbl>
+      <w:tblPr>
+        <w:tblStyle w:val="TableGrid"/>
+        <w:tblW w:type="auto" w:w="0"/>
+        <w:tblLook w:firstColumn="1" w:firstRow="1" w:lastColumn="0" w:lastRow="0" w:noHBand="0" w:noVBand="1" w:val="04A0"/>
+      </w:tblPr>
+      <w:tblGrid>
+        <w:gridCol w:w="1728"/>
+        <w:gridCol w:w="1728"/>
+        <w:gridCol w:w="1728"/>
+        <w:gridCol w:w="1728"/>
+        <w:gridCol w:w="1728"/>
+      </w:tblGrid>
+      <w:tr>
+        <w:tc>
+          <w:tcPr>
+            <w:tcW w:type="dxa" w:w="1728"/>
+          </w:tcPr>
+          <w:p>
+            <w:r>
+              <w:t>비교</w:t>
+            </w:r>
+          </w:p>
+        </w:tc>
+        <w:tc>
+          <w:tcPr>
+            <w:tcW w:type="dxa" w:w="1728"/>
+          </w:tcPr>
+          <w:p>
+            <w:r>
+              <w:t>검정 방법</w:t>
+            </w:r>
+          </w:p>
+        </w:tc>
+        <w:tc>
+          <w:tcPr>
+            <w:tcW w:type="dxa" w:w="1728"/>
+          </w:tcPr>
+          <w:p>
+            <w:r>
+              <w:t>p-value</w:t>
+            </w:r>
+          </w:p>
+        </w:tc>
+        <w:tc>
+          <w:tcPr>
+            <w:tcW w:type="dxa" w:w="1728"/>
+          </w:tcPr>
+          <w:p>
+            <w:r>
+              <w:t>Cohen's d</w:t>
+            </w:r>
+          </w:p>
+        </w:tc>
+        <w:tc>
+          <w:tcPr>
+            <w:tcW w:type="dxa" w:w="1728"/>
+          </w:tcPr>
+          <w:p>
+            <w:r>
+              <w:t>해석</w:t>
+            </w:r>
+          </w:p>
+        </w:tc>
+      </w:tr>
+      <w:tr>
+        <w:tc>
+          <w:tcPr>
+            <w:tcW w:type="dxa" w:w="1728"/>
+          </w:tcPr>
+          <w:p>
+            <w:r>
+              <w:t>처리 전 vs group_median</w:t>
+            </w:r>
+          </w:p>
+        </w:tc>
+        <w:tc>
+          <w:tcPr>
+            <w:tcW w:type="dxa" w:w="1728"/>
+          </w:tcPr>
+          <w:p>
+            <w:r>
+              <w:t>?</w:t>
+            </w:r>
+          </w:p>
+        </w:tc>
+        <w:tc>
+          <w:tcPr>
+            <w:tcW w:type="dxa" w:w="1728"/>
+          </w:tcPr>
+          <w:p>
+            <w:r>
+              <w:t>?</w:t>
+            </w:r>
+          </w:p>
+        </w:tc>
+        <w:tc>
+          <w:tcPr>
+            <w:tcW w:type="dxa" w:w="1728"/>
+          </w:tcPr>
+          <w:p>
+            <w:r>
+              <w:t>?</w:t>
+            </w:r>
+          </w:p>
+        </w:tc>
+        <w:tc>
+          <w:tcPr>
+            <w:tcW w:type="dxa" w:w="1728"/>
+          </w:tcPr>
+          <w:p>
+            <w:r>
+              <w:t>?</w:t>
+            </w:r>
+          </w:p>
+        </w:tc>
+      </w:tr>
+      <w:tr>
+        <w:tc>
+          <w:tcPr>
+            <w:tcW w:type="dxa" w:w="1728"/>
+          </w:tcPr>
+          <w:p>
+            <w:r>
+              <w:t>이상치 처리 전 vs cap</w:t>
+            </w:r>
+          </w:p>
+        </w:tc>
+        <w:tc>
+          <w:tcPr>
+            <w:tcW w:type="dxa" w:w="1728"/>
+          </w:tcPr>
+          <w:p>
+            <w:r>
+              <w:t>?</w:t>
+            </w:r>
+          </w:p>
+        </w:tc>
+        <w:tc>
+          <w:tcPr>
+            <w:tcW w:type="dxa" w:w="1728"/>
+          </w:tcPr>
+          <w:p>
+            <w:r>
+              <w:t>?</w:t>
+            </w:r>
+          </w:p>
+        </w:tc>
+        <w:tc>
+          <w:tcPr>
+            <w:tcW w:type="dxa" w:w="1728"/>
+          </w:tcPr>
+          <w:p>
+            <w:r>
+              <w:t>?</w:t>
+            </w:r>
+          </w:p>
+        </w:tc>
+        <w:tc>
+          <w:tcPr>
+            <w:tcW w:type="dxa" w:w="1728"/>
+          </w:tcPr>
+          <w:p>
+            <w:r>
+              <w:t>?</w:t>
+            </w:r>
+          </w:p>
+        </w:tc>
+      </w:tr>
+    </w:tbl>
+    <w:p/>
+    <w:p/>
+    <w:p>
+      <w:r>
+        <w:t>&gt; Cohen's d 해석: |d|&lt;0.2 무시, 0.2~0.5 소, 0.5~0.8 중, ≥0.8 대</w:t>
+      </w:r>
+    </w:p>
+    <w:p/>
+    <w:p>
+      <w:pPr>
         <w:pStyle w:val="Heading2"/>
       </w:pPr>
       <w:r>
         <w:t>2. 필수 시각화 목록</w:t>
+      </w:r>
+    </w:p>
+    <w:p>
+      <w:pPr>
+        <w:pStyle w:val="ListNumber"/>
+      </w:pPr>
+      <w:r>
+        <w:t>타깃 히스토그램 + Q-Q plot (분포 진단)</w:t>
       </w:r>
     </w:p>
     <w:p>
@@ -357,7 +684,7 @@
         <w:pStyle w:val="ListNumber"/>
       </w:pPr>
       <w:r>
-        <w:t>기상 변수 vs 수요 산점도 또는 상관 히트맵</w:t>
+        <w:t>기상 변수 vs 수요 산점도 또는 상관 히트맵 (p-value 표기)</w:t>
       </w:r>
     </w:p>
     <w:p/>
@@ -397,7 +724,15 @@
         <w:pStyle w:val="ListNumber"/>
       </w:pPr>
       <w:r>
-        <w:t>처리 전 대비 처리 후 상관 강도가 안정화되었다.</w:t>
+        <w:t>처리 전/후 분포 차이는 통계적으로 유의하지 않았으며(Mann-Whitney U, p&gt;0.05) 효과 크기도 무시할 수준이었다(Cohen's d≈0).</w:t>
+      </w:r>
+    </w:p>
+    <w:p>
+      <w:pPr>
+        <w:pStyle w:val="ListNumber"/>
+      </w:pPr>
+      <w:r>
+        <w:t>기온과 수요의 상관(r=0.60, p&lt;0.001)은 처리 전/후 모두 유의하며, 처리 후 안정화되었다.</w:t>
       </w:r>
     </w:p>
     <w:p/>
@@ -423,7 +758,7 @@
         <w:pStyle w:val="ListBullet"/>
       </w:pPr>
       <w:r>
-        <w:t>진단 완전성, 처리 전략 근거, 재현 가능성</w:t>
+        <w:t>진단 완전성, 처리 전략 근거, 재현 가능성, 분포 진단(skewness/Q-Q/정규성 검정) 포함 여부</w:t>
       </w:r>
     </w:p>
     <w:p/>
@@ -432,7 +767,7 @@
         <w:pStyle w:val="Heading3"/>
       </w:pPr>
       <w:r>
-        <w:t>4.2 결측치/이상치 처리 실행 (25점)</w:t>
+        <w:t>4.2 결측치/이상치 처리 실행 + 통계적 검증 (25점)</w:t>
       </w:r>
     </w:p>
     <w:p>
@@ -440,7 +775,7 @@
         <w:pStyle w:val="ListBullet"/>
       </w:pPr>
       <w:r>
-        <w:t>최소 2개 전략 비교, 전/후 정량 보고</w:t>
+        <w:t>최소 2개 전략 비교, 전/후 정량 보고, 가설 검정(p-value) + 효과 크기(Cohen's d) 보고</w:t>
       </w:r>
     </w:p>
     <w:p/>
@@ -533,6 +868,30 @@
       </w:pPr>
       <w:r>
         <w:t>도메인 규칙 위반 점검 미수행: -3점</w:t>
+      </w:r>
+    </w:p>
+    <w:p>
+      <w:pPr>
+        <w:pStyle w:val="ListBullet"/>
+      </w:pPr>
+      <w:r>
+        <w:t>정규성 검정 없이 모수 검정(t-test) 사용: -2점</w:t>
+      </w:r>
+    </w:p>
+    <w:p>
+      <w:pPr>
+        <w:pStyle w:val="ListBullet"/>
+      </w:pPr>
+      <w:r>
+        <w:t>전/후 비교에서 가설 검정 또는 효과 크기 누락: -3점</w:t>
+      </w:r>
+    </w:p>
+    <w:p>
+      <w:pPr>
+        <w:pStyle w:val="ListBullet"/>
+      </w:pPr>
+      <w:r>
+        <w:t>상관계수 보고 시 p-value 미표기: -2점</w:t>
       </w:r>
     </w:p>
     <w:sectPr>
